--- a/docs/portfolio-summary.docx
+++ b/docs/portfolio-summary.docx
@@ -89,7 +89,7 @@
         <w:spacing w:after="80"/>
       </w:pPr>
       <w:r>
-        <w:t xml:space="preserve">architecture-decisions.docx — five ADRs covering the chunky technical choices (Supabase, Vercel AI Gateway, embedding-hybrid recommender, paginated reviews, refusing cross-category compare verdicts).</w:t>
+        <w:t xml:space="preserve">architecture-decisions.docx — six ADRs covering the chunky technical choices (Supabase, Vercel AI Gateway, embedding-hybrid recommender, paginated reviews, refusing cross-category compare verdicts, admin UI on the request-scoped Supabase client).</w:t>
       </w:r>
     </w:p>
     <w:p>

--- a/docs/portfolio-summary.docx
+++ b/docs/portfolio-summary.docx
@@ -167,33 +167,33 @@
         <w:spacing w:after="80"/>
       </w:pPr>
       <w:r>
-        <w:t xml:space="preserve">GitHub Actions on every push: typecheck (svelte-check), lint (eslint + prettier), unit tests (vitest, 30 tests), BDD layer 1 (16 deterministic scenarios). The @ai-tagged layer-2 and layer-3 scenarios skip cleanly when the AI gateway key is absent.</w:t>
-      </w:r>
-    </w:p>
-    <w:p>
-      <w:pPr>
-        <w:pStyle w:val="ListParagraph"/>
-        <w:numPr>
-          <w:ilvl w:val="0"/>
-          <w:numId w:val="2"/>
-        </w:numPr>
-        <w:spacing w:after="80"/>
-      </w:pPr>
-      <w:r>
-        <w:t xml:space="preserve">SonarCloud on push to main and on PRs. Coverage from vitest in lcov, security / reliability / maintainability ratings, duplication tracking. Configured for CI-based analysis, not Automatic.</w:t>
-      </w:r>
-    </w:p>
-    <w:p>
-      <w:pPr>
-        <w:pStyle w:val="ListParagraph"/>
-        <w:numPr>
-          <w:ilvl w:val="0"/>
-          <w:numId w:val="2"/>
-        </w:numPr>
-        <w:spacing w:after="80"/>
-      </w:pPr>
-      <w:r>
-        <w:t xml:space="preserve">k6 load tests in tests/load/. Smoke (1 VU, 30 s) runs against the live deploy after every merge to main. Sustained (0 → 20 → 0 VUs over 3 min) available on demand.</w:t>
+        <w:t xml:space="preserve">GitHub Actions on every push: typecheck (svelte-check), lint (eslint + prettier), unit tests (vitest, 218 tests at 96.58% lines), BDD layer 1 (16 deterministic scenarios). The @ai-tagged layer-2 and layer-3 scenarios skip cleanly when the AI gateway key is absent.</w:t>
+      </w:r>
+    </w:p>
+    <w:p>
+      <w:pPr>
+        <w:pStyle w:val="ListParagraph"/>
+        <w:numPr>
+          <w:ilvl w:val="0"/>
+          <w:numId w:val="2"/>
+        </w:numPr>
+        <w:spacing w:after="80"/>
+      </w:pPr>
+      <w:r>
+        <w:t xml:space="preserve">Self-hosted SonarQube Community Edition. Spun up inside the GitHub Actions runner via docker-compose, scanned, gate-checked, torn down — no external Sonar host required. The Joule quality gate is defined as code in scripts/sonar-setup.js (line coverage ≥ 85%, branch ≥ 75%, no new bugs / vulnerabilities / code smells) and reconciled on every push to main.</w:t>
+      </w:r>
+    </w:p>
+    <w:p>
+      <w:pPr>
+        <w:pStyle w:val="ListParagraph"/>
+        <w:numPr>
+          <w:ilvl w:val="0"/>
+          <w:numId w:val="2"/>
+        </w:numPr>
+        <w:spacing w:after="80"/>
+      </w:pPr>
+      <w:r>
+        <w:t xml:space="preserve">k6 load suite of five scripts in tests/load/. Smoke (1 VU, 30 s, with content-marker assertions) runs against the live deploy after every merge to main. Sustained, journey, spike, and stress are available on demand for the questions each one answers.</w:t>
       </w:r>
     </w:p>
     <w:p>
@@ -245,7 +245,7 @@
         <w:spacing w:after="80"/>
       </w:pPr>
       <w:r>
-        <w:t xml:space="preserve">The SonarCloud dashboard for code-quality numbers.</w:t>
+        <w:t xml:space="preserve">The local SonarQube dashboard for code-quality numbers (docker compose up, then http://localhost:9000). The same gate is enforced in CI.</w:t>
       </w:r>
     </w:p>
     <w:p>

--- a/docs/portfolio-summary.docx
+++ b/docs/portfolio-summary.docx
@@ -89,7 +89,7 @@
         <w:spacing w:after="80"/>
       </w:pPr>
       <w:r>
-        <w:t xml:space="preserve">architecture-decisions.docx — five ADRs covering the chunky technical choices (Supabase, Vercel AI Gateway, embedding-hybrid recommender, paginated reviews, refusing cross-category compare verdicts).</w:t>
+        <w:t xml:space="preserve">architecture-decisions.docx — six ADRs covering the chunky technical choices (Supabase, Vercel AI Gateway, embedding-hybrid recommender, paginated reviews, refusing cross-category compare verdicts, admin UI on the request-scoped Supabase client).</w:t>
       </w:r>
     </w:p>
     <w:p>
@@ -167,33 +167,33 @@
         <w:spacing w:after="80"/>
       </w:pPr>
       <w:r>
-        <w:t xml:space="preserve">GitHub Actions on every push: typecheck (svelte-check), lint (eslint + prettier), unit tests (vitest, 30 tests), BDD layer 1 (16 deterministic scenarios). The @ai-tagged layer-2 and layer-3 scenarios skip cleanly when the AI gateway key is absent.</w:t>
-      </w:r>
-    </w:p>
-    <w:p>
-      <w:pPr>
-        <w:pStyle w:val="ListParagraph"/>
-        <w:numPr>
-          <w:ilvl w:val="0"/>
-          <w:numId w:val="2"/>
-        </w:numPr>
-        <w:spacing w:after="80"/>
-      </w:pPr>
-      <w:r>
-        <w:t xml:space="preserve">SonarCloud on push to main and on PRs. Coverage from vitest in lcov, security / reliability / maintainability ratings, duplication tracking. Configured for CI-based analysis, not Automatic.</w:t>
-      </w:r>
-    </w:p>
-    <w:p>
-      <w:pPr>
-        <w:pStyle w:val="ListParagraph"/>
-        <w:numPr>
-          <w:ilvl w:val="0"/>
-          <w:numId w:val="2"/>
-        </w:numPr>
-        <w:spacing w:after="80"/>
-      </w:pPr>
-      <w:r>
-        <w:t xml:space="preserve">k6 load tests in tests/load/. Smoke (1 VU, 30 s) runs against the live deploy after every merge to main. Sustained (0 → 20 → 0 VUs over 3 min) available on demand.</w:t>
+        <w:t xml:space="preserve">GitHub Actions on every push: typecheck (svelte-check), lint (eslint + prettier), unit tests (vitest, 218 tests at 96.58% lines), BDD layer 1 (16 deterministic scenarios). The @ai-tagged layer-2 and layer-3 scenarios skip cleanly when the AI gateway key is absent.</w:t>
+      </w:r>
+    </w:p>
+    <w:p>
+      <w:pPr>
+        <w:pStyle w:val="ListParagraph"/>
+        <w:numPr>
+          <w:ilvl w:val="0"/>
+          <w:numId w:val="2"/>
+        </w:numPr>
+        <w:spacing w:after="80"/>
+      </w:pPr>
+      <w:r>
+        <w:t xml:space="preserve">Self-hosted SonarQube Community Edition. Spun up inside the GitHub Actions runner via docker-compose, scanned, gate-checked, torn down — no external Sonar host required. The Joule quality gate is defined as code in scripts/sonar-setup.js (line coverage ≥ 85%, branch ≥ 75%, no new bugs / vulnerabilities / code smells) and reconciled on every push to main.</w:t>
+      </w:r>
+    </w:p>
+    <w:p>
+      <w:pPr>
+        <w:pStyle w:val="ListParagraph"/>
+        <w:numPr>
+          <w:ilvl w:val="0"/>
+          <w:numId w:val="2"/>
+        </w:numPr>
+        <w:spacing w:after="80"/>
+      </w:pPr>
+      <w:r>
+        <w:t xml:space="preserve">k6 load suite of five scripts in tests/load/. Smoke (1 VU, 30 s, with content-marker assertions) runs against the live deploy after every merge to main. Sustained, journey, spike, and stress are available on demand for the questions each one answers.</w:t>
       </w:r>
     </w:p>
     <w:p>
@@ -245,7 +245,7 @@
         <w:spacing w:after="80"/>
       </w:pPr>
       <w:r>
-        <w:t xml:space="preserve">The SonarCloud dashboard for code-quality numbers.</w:t>
+        <w:t xml:space="preserve">The local SonarQube dashboard for code-quality numbers (docker compose up, then http://localhost:9000). The same gate is enforced in CI.</w:t>
       </w:r>
     </w:p>
     <w:p>

--- a/docs/portfolio-summary.docx
+++ b/docs/portfolio-summary.docx
@@ -89,7 +89,7 @@
         <w:spacing w:after="80"/>
       </w:pPr>
       <w:r>
-        <w:t xml:space="preserve">architecture-decisions.docx — six ADRs covering the chunky technical choices (Supabase, Vercel AI Gateway, embedding-hybrid recommender, paginated reviews, refusing cross-category compare verdicts, admin UI on the request-scoped Supabase client).</w:t>
+        <w:t xml:space="preserve">architecture-decisions.docx — seven ADRs covering the chunky technical choices (Supabase, Vercel AI Gateway, embedding-hybrid recommender, paginated reviews, refusing cross-category compare verdicts, admin UI on the request-scoped Supabase client, platform-first observability over a custom dashboard).</w:t>
       </w:r>
     </w:p>
     <w:p>

--- a/docs/portfolio-summary.docx
+++ b/docs/portfolio-summary.docx
@@ -89,7 +89,7 @@
         <w:spacing w:after="80"/>
       </w:pPr>
       <w:r>
-        <w:t xml:space="preserve">architecture-decisions.docx — seven ADRs covering the chunky technical choices (Supabase, Vercel AI Gateway, embedding-hybrid recommender, paginated reviews, refusing cross-category compare verdicts, admin UI on the request-scoped Supabase client, platform-first observability over a custom dashboard).</w:t>
+        <w:t xml:space="preserve">architecture-decisions.docx — eight ADRs covering the chunky technical choices (Supabase, Vercel AI Gateway, embedding-hybrid recommender, paginated reviews, refusing cross-category compare verdicts, admin UI on the request-scoped Supabase client, platform-first observability over a custom dashboard, Vercel edge cache with TTL-only invalidation).</w:t>
       </w:r>
     </w:p>
     <w:p>

--- a/docs/portfolio-summary.docx
+++ b/docs/portfolio-summary.docx
@@ -89,7 +89,7 @@
         <w:spacing w:after="80"/>
       </w:pPr>
       <w:r>
-        <w:t xml:space="preserve">architecture-decisions.docx — eight ADRs covering the chunky technical choices (Supabase, Vercel AI Gateway, embedding-hybrid recommender, paginated reviews, refusing cross-category compare verdicts, admin UI on the request-scoped Supabase client, platform-first observability over a custom dashboard, Vercel edge cache with TTL-only invalidation).</w:t>
+        <w:t xml:space="preserve">architecture-decisions.docx — nine ADRs covering the chunky technical choices (Supabase, Vercel AI Gateway, embedding-hybrid recommender, paginated reviews, refusing cross-category compare verdicts, admin UI on the request-scoped Supabase client, platform-first observability over a custom dashboard, Vercel edge cache with TTL-only invalidation, Vercel image-optimization over build-time and third-party transformers).</w:t>
       </w:r>
     </w:p>
     <w:p>

--- a/docs/portfolio-summary.docx
+++ b/docs/portfolio-summary.docx
@@ -89,7 +89,7 @@
         <w:spacing w:after="80"/>
       </w:pPr>
       <w:r>
-        <w:t xml:space="preserve">architecture-decisions.docx — seven ADRs covering the chunky technical choices (Supabase, Vercel AI Gateway, embedding-hybrid recommender, paginated reviews, refusing cross-category compare verdicts, admin UI on the request-scoped Supabase client, platform-first observability over a custom dashboard).</w:t>
+        <w:t xml:space="preserve">architecture-decisions.docx — nine ADRs covering the chunky technical choices (Supabase, Vercel AI Gateway, embedding-hybrid recommender, paginated reviews, refusing cross-category compare verdicts, admin UI on the request-scoped Supabase client, platform-first observability over a custom dashboard, Vercel edge cache with TTL-only invalidation, Vercel image-optimization over build-time and third-party transformers).</w:t>
       </w:r>
     </w:p>
     <w:p>

--- a/docs/portfolio-summary.docx
+++ b/docs/portfolio-summary.docx
@@ -89,7 +89,7 @@
         <w:spacing w:after="80"/>
       </w:pPr>
       <w:r>
-        <w:t xml:space="preserve">architecture-decisions.docx — nine ADRs covering the chunky technical choices (Supabase, Vercel AI Gateway, embedding-hybrid recommender, paginated reviews, refusing cross-category compare verdicts, admin UI on the request-scoped Supabase client, platform-first observability over a custom dashboard, Vercel edge cache with TTL-only invalidation, Vercel image-optimization over build-time and third-party transformers).</w:t>
+        <w:t xml:space="preserve">architecture-decisions.docx — ten ADRs covering the chunky technical choices (Supabase, Vercel AI Gateway, embedding-hybrid recommender, paginated reviews, refusing cross-category compare verdicts, admin UI on the request-scoped Supabase client, platform-first observability over a custom dashboard, Vercel edge cache with TTL-only invalidation, Vercel image-optimization over build-time and third-party transformers, the post-deploy revert of the edge cache + personalisation refactor after a measured regression).</w:t>
       </w:r>
     </w:p>
     <w:p>
